--- a/CMA_W_B1_Ch03_Handouts.docx
+++ b/CMA_W_B1_Ch03_Handouts.docx
@@ -3084,7 +3084,7 @@
           <w:sz w:val="18"/>
           <w:szCs w:val="18"/>
         </w:rPr>
-        <w:t xml:space="preserve">Building the multi-step income statement</w:t>
+        <w:t xml:space="preserve">Limitations and links to the other statements</w:t>
       </w:r>
     </w:p>
     <w:p>
@@ -3107,7 +3107,7 @@
           <w:sz w:val="18"/>
           <w:szCs w:val="18"/>
         </w:rPr>
-        <w:t xml:space="preserve">Comprehensive income</w:t>
+        <w:t xml:space="preserve">Building the multi-step income statement</w:t>
       </w:r>
     </w:p>
     <w:p>
@@ -3176,7 +3176,7 @@
           <w:sz w:val="18"/>
           <w:szCs w:val="18"/>
         </w:rPr>
-        <w:t xml:space="preserve">Comprehensive income</w:t>
+        <w:t xml:space="preserve">Limitations and links to the other statements</w:t>
       </w:r>
     </w:p>
     <w:p>
@@ -3199,7 +3199,7 @@
           <w:sz w:val="18"/>
           <w:szCs w:val="18"/>
         </w:rPr>
-        <w:t xml:space="preserve">Purpose and structure of the income statement</w:t>
+        <w:t xml:space="preserve">Unusual items and discontinued operations</w:t>
       </w:r>
     </w:p>
     <w:p>
@@ -3245,7 +3245,7 @@
           <w:sz w:val="18"/>
           <w:szCs w:val="18"/>
         </w:rPr>
-        <w:t xml:space="preserve">Unusual items and discontinued operations</w:t>
+        <w:t xml:space="preserve">Purpose and structure of the income statement</w:t>
       </w:r>
     </w:p>
     <w:p>
@@ -3291,7 +3291,7 @@
           <w:sz w:val="18"/>
           <w:szCs w:val="18"/>
         </w:rPr>
-        <w:t xml:space="preserve">Purpose and structure of the income statement</w:t>
+        <w:t xml:space="preserve">Building the multi-step income statement</w:t>
       </w:r>
     </w:p>
     <w:p>
@@ -3314,7 +3314,7 @@
           <w:sz w:val="18"/>
           <w:szCs w:val="18"/>
         </w:rPr>
-        <w:t xml:space="preserve">Comprehensive income</w:t>
+        <w:t xml:space="preserve">Limitations and links to the other statements</w:t>
       </w:r>
     </w:p>
     <w:p>
@@ -3360,7 +3360,7 @@
           <w:sz w:val="18"/>
           <w:szCs w:val="18"/>
         </w:rPr>
-        <w:t xml:space="preserve">Building the multi-step income statement</w:t>
+        <w:t xml:space="preserve">Purpose and structure of the income statement</w:t>
       </w:r>
     </w:p>
     <w:p>
@@ -3406,7 +3406,7 @@
           <w:sz w:val="18"/>
           <w:szCs w:val="18"/>
         </w:rPr>
-        <w:t xml:space="preserve">Building the multi-step income statement</w:t>
+        <w:t xml:space="preserve">Unusual items and discontinued operations</w:t>
       </w:r>
     </w:p>
     <w:p>
@@ -3452,7 +3452,7 @@
           <w:sz w:val="18"/>
           <w:szCs w:val="18"/>
         </w:rPr>
-        <w:t xml:space="preserve">Purpose and structure of the income statement</w:t>
+        <w:t xml:space="preserve">Building the multi-step income statement</w:t>
       </w:r>
     </w:p>
     <w:p>
@@ -3475,7 +3475,7 @@
           <w:sz w:val="18"/>
           <w:szCs w:val="18"/>
         </w:rPr>
-        <w:t xml:space="preserve">Unusual items and discontinued operations</w:t>
+        <w:t xml:space="preserve">Purpose and structure of the income statement</w:t>
       </w:r>
     </w:p>
     <w:tbl>
@@ -5663,7 +5663,7 @@
                 <w:sz w:val="18"/>
                 <w:szCs w:val="18"/>
               </w:rPr>
-              <w:t xml:space="preserve">Other income and expense</w:t>
+              <w:t xml:space="preserve">Discontinued operations</w:t>
             </w:r>
           </w:p>
         </w:tc>
@@ -5731,7 +5731,7 @@
                 <w:sz w:val="18"/>
                 <w:szCs w:val="18"/>
               </w:rPr>
-              <w:t xml:space="preserve">Discontinued operations</w:t>
+              <w:t xml:space="preserve">Other income and expense</w:t>
             </w:r>
           </w:p>
         </w:tc>
@@ -8908,7 +8908,7 @@
           <w:sz w:val="18"/>
           <w:szCs w:val="18"/>
         </w:rPr>
-        <w:t xml:space="preserve">Building the multi-step income statement</w:t>
+        <w:t xml:space="preserve">Limitations and links to the other statements</w:t>
       </w:r>
     </w:p>
     <w:p>
@@ -8931,7 +8931,7 @@
           <w:sz w:val="18"/>
           <w:szCs w:val="18"/>
         </w:rPr>
-        <w:t xml:space="preserve">Comprehensive income</w:t>
+        <w:t xml:space="preserve">Building the multi-step income statement</w:t>
       </w:r>
     </w:p>
     <w:p>
@@ -9000,7 +9000,7 @@
           <w:sz w:val="18"/>
           <w:szCs w:val="18"/>
         </w:rPr>
-        <w:t xml:space="preserve">Comprehensive income</w:t>
+        <w:t xml:space="preserve">Limitations and links to the other statements</w:t>
       </w:r>
     </w:p>
     <w:p>
@@ -9023,7 +9023,7 @@
           <w:sz w:val="18"/>
           <w:szCs w:val="18"/>
         </w:rPr>
-        <w:t xml:space="preserve">Purpose and structure of the income statement</w:t>
+        <w:t xml:space="preserve">Unusual items and discontinued operations</w:t>
       </w:r>
     </w:p>
     <w:p>
@@ -9069,7 +9069,7 @@
           <w:sz w:val="18"/>
           <w:szCs w:val="18"/>
         </w:rPr>
-        <w:t xml:space="preserve">Unusual items and discontinued operations</w:t>
+        <w:t xml:space="preserve">Purpose and structure of the income statement</w:t>
       </w:r>
     </w:p>
     <w:p>
@@ -9115,7 +9115,7 @@
           <w:sz w:val="18"/>
           <w:szCs w:val="18"/>
         </w:rPr>
-        <w:t xml:space="preserve">Purpose and structure of the income statement</w:t>
+        <w:t xml:space="preserve">Building the multi-step income statement</w:t>
       </w:r>
     </w:p>
     <w:p>
@@ -9138,7 +9138,7 @@
           <w:sz w:val="18"/>
           <w:szCs w:val="18"/>
         </w:rPr>
-        <w:t xml:space="preserve">Comprehensive income</w:t>
+        <w:t xml:space="preserve">Limitations and links to the other statements</w:t>
       </w:r>
     </w:p>
     <w:p>
@@ -9184,7 +9184,7 @@
           <w:sz w:val="18"/>
           <w:szCs w:val="18"/>
         </w:rPr>
-        <w:t xml:space="preserve">Building the multi-step income statement</w:t>
+        <w:t xml:space="preserve">Purpose and structure of the income statement</w:t>
       </w:r>
     </w:p>
     <w:p>
@@ -9230,7 +9230,7 @@
           <w:sz w:val="18"/>
           <w:szCs w:val="18"/>
         </w:rPr>
-        <w:t xml:space="preserve">Building the multi-step income statement</w:t>
+        <w:t xml:space="preserve">Unusual items and discontinued operations</w:t>
       </w:r>
     </w:p>
     <w:p>
@@ -9276,7 +9276,7 @@
           <w:sz w:val="18"/>
           <w:szCs w:val="18"/>
         </w:rPr>
-        <w:t xml:space="preserve">Purpose and structure of the income statement</w:t>
+        <w:t xml:space="preserve">Building the multi-step income statement</w:t>
       </w:r>
     </w:p>
     <w:p>
@@ -9299,7 +9299,7 @@
           <w:sz w:val="18"/>
           <w:szCs w:val="18"/>
         </w:rPr>
-        <w:t xml:space="preserve">Unusual items and discontinued operations</w:t>
+        <w:t xml:space="preserve">Purpose and structure of the income statement</w:t>
       </w:r>
     </w:p>
     <w:p>
@@ -11335,7 +11335,7 @@
           <w:sz w:val="18"/>
           <w:szCs w:val="18"/>
         </w:rPr>
-        <w:t xml:space="preserve">1,240 ÷ 3,100 = 40%</w:t>
+        <w:t xml:space="preserve">420 − 90 = 330, the same as in Chapter 1</w:t>
       </w:r>
     </w:p>
     <w:p>
@@ -11358,7 +11358,7 @@
           <w:sz w:val="18"/>
           <w:szCs w:val="18"/>
         </w:rPr>
-        <w:t xml:space="preserve">420 − 90 = 330, the same as in Chapter 1</w:t>
+        <w:t xml:space="preserve">1,240 ÷ 3,100 = 40%</w:t>
       </w:r>
     </w:p>
     <w:p>
@@ -11519,7 +11519,7 @@
           <w:sz w:val="18"/>
           <w:szCs w:val="18"/>
         </w:rPr>
-        <w:t xml:space="preserve">420 − 90 = 330, the same as in Chapter 1</w:t>
+        <w:t xml:space="preserve">1,240 − 520 − 300 = 420</w:t>
       </w:r>
     </w:p>
     <w:p>
@@ -11542,7 +11542,7 @@
           <w:sz w:val="18"/>
           <w:szCs w:val="18"/>
         </w:rPr>
-        <w:t xml:space="preserve">1,240 − 520 − 300 = 420</w:t>
+        <w:t xml:space="preserve">420 − 90 = 330, the same as in Chapter 1</w:t>
       </w:r>
     </w:p>
     <w:tbl>
@@ -15091,7 +15091,7 @@
                 <w:sz w:val="18"/>
                 <w:szCs w:val="18"/>
               </w:rPr>
-              <w:t xml:space="preserve">(420,000)</w:t>
+              <w:t xml:space="preserve">(180,000)</w:t>
             </w:r>
           </w:p>
         </w:tc>
@@ -15159,7 +15159,7 @@
                 <w:sz w:val="18"/>
                 <w:szCs w:val="18"/>
               </w:rPr>
-              <w:t xml:space="preserve">(180,000)</w:t>
+              <w:t xml:space="preserve">(420,000)</w:t>
             </w:r>
           </w:p>
         </w:tc>
@@ -28256,8 +28256,8 @@
         </w:tblBorders>
       </w:tblPr>
       <w:tblGrid>
-        <w:gridCol w:w="1416"/>
-        <w:gridCol w:w="8184"/>
+        <w:gridCol w:w="3956"/>
+        <w:gridCol w:w="5644"/>
       </w:tblGrid>
       <w:tr>
         <w:tc>
@@ -28292,7 +28292,7 @@
       <w:tr>
         <w:tc>
           <w:tcPr>
-            <w:tcW w:type="pct" w:w="738"/>
+            <w:tcW w:type="pct" w:w="2061"/>
             <w:tcMar>
               <w:top w:type="dxa" w:w="50"/>
               <w:left w:type="dxa" w:w="110"/>
@@ -28318,7 +28318,7 @@
         </w:tc>
         <w:tc>
           <w:tcPr>
-            <w:tcW w:type="pct" w:w="4262"/>
+            <w:tcW w:type="pct" w:w="2939"/>
             <w:tcMar>
               <w:top w:type="dxa" w:w="50"/>
               <w:left w:type="dxa" w:w="110"/>
@@ -28346,7 +28346,7 @@
       <w:tr>
         <w:tc>
           <w:tcPr>
-            <w:tcW w:type="pct" w:w="738"/>
+            <w:tcW w:type="pct" w:w="2061"/>
             <w:tcMar>
               <w:top w:type="dxa" w:w="50"/>
               <w:left w:type="dxa" w:w="110"/>
@@ -28370,7 +28370,7 @@
         </w:tc>
         <w:tc>
           <w:tcPr>
-            <w:tcW w:type="pct" w:w="4262"/>
+            <w:tcW w:type="pct" w:w="2939"/>
             <w:tcMar>
               <w:top w:type="dxa" w:w="50"/>
               <w:left w:type="dxa" w:w="110"/>
@@ -28396,7 +28396,7 @@
       <w:tr>
         <w:tc>
           <w:tcPr>
-            <w:tcW w:type="pct" w:w="738"/>
+            <w:tcW w:type="pct" w:w="2061"/>
             <w:shd w:fill="FBFAF6" w:val="clear"/>
             <w:tcMar>
               <w:top w:type="dxa" w:w="50"/>
@@ -28421,7 +28421,7 @@
         </w:tc>
         <w:tc>
           <w:tcPr>
-            <w:tcW w:type="pct" w:w="4262"/>
+            <w:tcW w:type="pct" w:w="2939"/>
             <w:shd w:fill="FBFAF6" w:val="clear"/>
             <w:tcMar>
               <w:top w:type="dxa" w:w="50"/>
@@ -28573,7 +28573,7 @@
           <w:sz w:val="18"/>
           <w:szCs w:val="18"/>
         </w:rPr>
-        <w:t xml:space="preserve">Building the multi-step income statement</w:t>
+        <w:t xml:space="preserve">Limitations and links to the other statements</w:t>
       </w:r>
     </w:p>
     <w:p>
@@ -28596,7 +28596,7 @@
           <w:sz w:val="18"/>
           <w:szCs w:val="18"/>
         </w:rPr>
-        <w:t xml:space="preserve">Comprehensive income</w:t>
+        <w:t xml:space="preserve">Building the multi-step income statement</w:t>
       </w:r>
     </w:p>
     <w:p>
@@ -28665,7 +28665,7 @@
           <w:sz w:val="18"/>
           <w:szCs w:val="18"/>
         </w:rPr>
-        <w:t xml:space="preserve">Comprehensive income</w:t>
+        <w:t xml:space="preserve">Limitations and links to the other statements</w:t>
       </w:r>
     </w:p>
     <w:p>
@@ -28688,7 +28688,7 @@
           <w:sz w:val="18"/>
           <w:szCs w:val="18"/>
         </w:rPr>
-        <w:t xml:space="preserve">Purpose and structure of the income statement</w:t>
+        <w:t xml:space="preserve">Unusual items and discontinued operations</w:t>
       </w:r>
     </w:p>
     <w:p>
@@ -28734,7 +28734,7 @@
           <w:sz w:val="18"/>
           <w:szCs w:val="18"/>
         </w:rPr>
-        <w:t xml:space="preserve">Unusual items and discontinued operations</w:t>
+        <w:t xml:space="preserve">Purpose and structure of the income statement</w:t>
       </w:r>
     </w:p>
     <w:p>
@@ -28780,7 +28780,7 @@
           <w:sz w:val="18"/>
           <w:szCs w:val="18"/>
         </w:rPr>
-        <w:t xml:space="preserve">Purpose and structure of the income statement</w:t>
+        <w:t xml:space="preserve">Building the multi-step income statement</w:t>
       </w:r>
     </w:p>
     <w:p>
@@ -28803,7 +28803,7 @@
           <w:sz w:val="18"/>
           <w:szCs w:val="18"/>
         </w:rPr>
-        <w:t xml:space="preserve">Comprehensive income</w:t>
+        <w:t xml:space="preserve">Limitations and links to the other statements</w:t>
       </w:r>
     </w:p>
     <w:p>
@@ -28849,7 +28849,7 @@
           <w:sz w:val="18"/>
           <w:szCs w:val="18"/>
         </w:rPr>
-        <w:t xml:space="preserve">Building the multi-step income statement</w:t>
+        <w:t xml:space="preserve">Purpose and structure of the income statement</w:t>
       </w:r>
     </w:p>
     <w:p>
@@ -28895,7 +28895,7 @@
           <w:sz w:val="18"/>
           <w:szCs w:val="18"/>
         </w:rPr>
-        <w:t xml:space="preserve">Building the multi-step income statement</w:t>
+        <w:t xml:space="preserve">Unusual items and discontinued operations</w:t>
       </w:r>
     </w:p>
     <w:p>
@@ -28941,7 +28941,7 @@
           <w:sz w:val="18"/>
           <w:szCs w:val="18"/>
         </w:rPr>
-        <w:t xml:space="preserve">Purpose and structure of the income statement</w:t>
+        <w:t xml:space="preserve">Building the multi-step income statement</w:t>
       </w:r>
     </w:p>
     <w:p>
@@ -28964,7 +28964,7 @@
           <w:sz w:val="18"/>
           <w:szCs w:val="18"/>
         </w:rPr>
-        <w:t xml:space="preserve">Unusual items and discontinued operations</w:t>
+        <w:t xml:space="preserve">Purpose and structure of the income statement</w:t>
       </w:r>
     </w:p>
     <w:tbl>
@@ -32095,7 +32095,7 @@
           <w:sz w:val="19"/>
           <w:szCs w:val="19"/>
         </w:rPr>
-        <w:t xml:space="preserve">“section 3.1” — which part of the chapter is this?</w:t>
+        <w:t xml:space="preserve">Which part of this chapter is section 3.1?</w:t>
       </w:r>
     </w:p>
     <w:p>
@@ -32118,7 +32118,7 @@
           <w:sz w:val="18"/>
           <w:szCs w:val="18"/>
         </w:rPr>
-        <w:t xml:space="preserve">Comprehensive income</w:t>
+        <w:t xml:space="preserve">Building the multi-step income statement</w:t>
       </w:r>
     </w:p>
     <w:p>
@@ -32164,7 +32164,7 @@
           <w:sz w:val="18"/>
           <w:szCs w:val="18"/>
         </w:rPr>
-        <w:t xml:space="preserve">Building the multi-step income statement</w:t>
+        <w:t xml:space="preserve">Limitations and links to the other statements</w:t>
       </w:r>
     </w:p>
     <w:p>
@@ -32210,7 +32210,7 @@
           <w:sz w:val="19"/>
           <w:szCs w:val="19"/>
         </w:rPr>
-        <w:t xml:space="preserve">“section 3.2” — which part of the chapter is this?</w:t>
+        <w:t xml:space="preserve">Which part of this chapter is section 3.2?</w:t>
       </w:r>
     </w:p>
     <w:p>
@@ -32233,7 +32233,7 @@
           <w:sz w:val="18"/>
           <w:szCs w:val="18"/>
         </w:rPr>
-        <w:t xml:space="preserve">Unusual items and discontinued operations</w:t>
+        <w:t xml:space="preserve">Purpose and structure of the income statement</w:t>
       </w:r>
     </w:p>
     <w:p>
@@ -32279,7 +32279,7 @@
           <w:sz w:val="18"/>
           <w:szCs w:val="18"/>
         </w:rPr>
-        <w:t xml:space="preserve">Purpose and structure of the income statement</w:t>
+        <w:t xml:space="preserve">Unusual items and discontinued operations</w:t>
       </w:r>
     </w:p>
     <w:p>
@@ -32302,7 +32302,7 @@
           <w:sz w:val="18"/>
           <w:szCs w:val="18"/>
         </w:rPr>
-        <w:t xml:space="preserve">Comprehensive income</w:t>
+        <w:t xml:space="preserve">Limitations and links to the other statements</w:t>
       </w:r>
     </w:p>
     <w:p>
@@ -32325,7 +32325,7 @@
           <w:sz w:val="19"/>
           <w:szCs w:val="19"/>
         </w:rPr>
-        <w:t xml:space="preserve">“section 3.3” — which part of the chapter is this?</w:t>
+        <w:t xml:space="preserve">Which part of this chapter is section 3.3?</w:t>
       </w:r>
     </w:p>
     <w:p>
@@ -32348,7 +32348,7 @@
           <w:sz w:val="18"/>
           <w:szCs w:val="18"/>
         </w:rPr>
-        <w:t xml:space="preserve">Building the multi-step income statement</w:t>
+        <w:t xml:space="preserve">Purpose and structure of the income statement</w:t>
       </w:r>
     </w:p>
     <w:p>
@@ -32371,7 +32371,7 @@
           <w:sz w:val="18"/>
           <w:szCs w:val="18"/>
         </w:rPr>
-        <w:t xml:space="preserve">Purpose and structure of the income statement</w:t>
+        <w:t xml:space="preserve">Building the multi-step income statement</w:t>
       </w:r>
     </w:p>
     <w:p>
@@ -32417,7 +32417,7 @@
           <w:sz w:val="18"/>
           <w:szCs w:val="18"/>
         </w:rPr>
-        <w:t xml:space="preserve">Comprehensive income</w:t>
+        <w:t xml:space="preserve">Limitations and links to the other statements</w:t>
       </w:r>
     </w:p>
     <w:p>
@@ -33520,8 +33520,8 @@
         </w:tblBorders>
       </w:tblPr>
       <w:tblGrid>
-        <w:gridCol w:w="1416"/>
-        <w:gridCol w:w="8184"/>
+        <w:gridCol w:w="3956"/>
+        <w:gridCol w:w="5644"/>
       </w:tblGrid>
       <w:tr>
         <w:tc>
@@ -33556,7 +33556,7 @@
       <w:tr>
         <w:tc>
           <w:tcPr>
-            <w:tcW w:type="pct" w:w="738"/>
+            <w:tcW w:type="pct" w:w="2061"/>
             <w:tcMar>
               <w:top w:type="dxa" w:w="50"/>
               <w:left w:type="dxa" w:w="110"/>
@@ -33582,7 +33582,7 @@
         </w:tc>
         <w:tc>
           <w:tcPr>
-            <w:tcW w:type="pct" w:w="4262"/>
+            <w:tcW w:type="pct" w:w="2939"/>
             <w:tcMar>
               <w:top w:type="dxa" w:w="50"/>
               <w:left w:type="dxa" w:w="110"/>
@@ -33610,7 +33610,7 @@
       <w:tr>
         <w:tc>
           <w:tcPr>
-            <w:tcW w:type="pct" w:w="738"/>
+            <w:tcW w:type="pct" w:w="2061"/>
             <w:tcMar>
               <w:top w:type="dxa" w:w="50"/>
               <w:left w:type="dxa" w:w="110"/>
@@ -33634,7 +33634,7 @@
         </w:tc>
         <w:tc>
           <w:tcPr>
-            <w:tcW w:type="pct" w:w="4262"/>
+            <w:tcW w:type="pct" w:w="2939"/>
             <w:tcMar>
               <w:top w:type="dxa" w:w="50"/>
               <w:left w:type="dxa" w:w="110"/>
@@ -33660,7 +33660,7 @@
       <w:tr>
         <w:tc>
           <w:tcPr>
-            <w:tcW w:type="pct" w:w="738"/>
+            <w:tcW w:type="pct" w:w="2061"/>
             <w:shd w:fill="FBFAF6" w:val="clear"/>
             <w:tcMar>
               <w:top w:type="dxa" w:w="50"/>
@@ -33685,7 +33685,7 @@
         </w:tc>
         <w:tc>
           <w:tcPr>
-            <w:tcW w:type="pct" w:w="4262"/>
+            <w:tcW w:type="pct" w:w="2939"/>
             <w:shd w:fill="FBFAF6" w:val="clear"/>
             <w:tcMar>
               <w:top w:type="dxa" w:w="50"/>
@@ -33712,7 +33712,7 @@
       <w:tr>
         <w:tc>
           <w:tcPr>
-            <w:tcW w:type="pct" w:w="738"/>
+            <w:tcW w:type="pct" w:w="2061"/>
             <w:tcMar>
               <w:top w:type="dxa" w:w="50"/>
               <w:left w:type="dxa" w:w="110"/>
@@ -33736,7 +33736,7 @@
         </w:tc>
         <w:tc>
           <w:tcPr>
-            <w:tcW w:type="pct" w:w="4262"/>
+            <w:tcW w:type="pct" w:w="2939"/>
             <w:tcMar>
               <w:top w:type="dxa" w:w="50"/>
               <w:left w:type="dxa" w:w="110"/>
@@ -33762,7 +33762,7 @@
       <w:tr>
         <w:tc>
           <w:tcPr>
-            <w:tcW w:type="pct" w:w="738"/>
+            <w:tcW w:type="pct" w:w="2061"/>
             <w:shd w:fill="FBFAF6" w:val="clear"/>
             <w:tcMar>
               <w:top w:type="dxa" w:w="50"/>
@@ -33787,7 +33787,7 @@
         </w:tc>
         <w:tc>
           <w:tcPr>
-            <w:tcW w:type="pct" w:w="4262"/>
+            <w:tcW w:type="pct" w:w="2939"/>
             <w:shd w:fill="FBFAF6" w:val="clear"/>
             <w:tcMar>
               <w:top w:type="dxa" w:w="50"/>
@@ -33814,7 +33814,7 @@
       <w:tr>
         <w:tc>
           <w:tcPr>
-            <w:tcW w:type="pct" w:w="738"/>
+            <w:tcW w:type="pct" w:w="2061"/>
             <w:tcMar>
               <w:top w:type="dxa" w:w="50"/>
               <w:left w:type="dxa" w:w="110"/>
@@ -33838,7 +33838,7 @@
         </w:tc>
         <w:tc>
           <w:tcPr>
-            <w:tcW w:type="pct" w:w="4262"/>
+            <w:tcW w:type="pct" w:w="2939"/>
             <w:tcMar>
               <w:top w:type="dxa" w:w="50"/>
               <w:left w:type="dxa" w:w="110"/>
@@ -33864,7 +33864,7 @@
       <w:tr>
         <w:tc>
           <w:tcPr>
-            <w:tcW w:type="pct" w:w="738"/>
+            <w:tcW w:type="pct" w:w="2061"/>
             <w:shd w:fill="FBFAF6" w:val="clear"/>
             <w:tcMar>
               <w:top w:type="dxa" w:w="50"/>
@@ -33889,7 +33889,7 @@
         </w:tc>
         <w:tc>
           <w:tcPr>
-            <w:tcW w:type="pct" w:w="4262"/>
+            <w:tcW w:type="pct" w:w="2939"/>
             <w:shd w:fill="FBFAF6" w:val="clear"/>
             <w:tcMar>
               <w:top w:type="dxa" w:w="50"/>
@@ -34010,7 +34010,7 @@
           <w:sz w:val="18"/>
           <w:szCs w:val="18"/>
         </w:rPr>
-        <w:t xml:space="preserve">Enter the loss from discontinued operations, net of tax (as a positive</w:t>
+        <w:t xml:space="preserve">How does Barada present the fire loss? [select]</w:t>
       </w:r>
     </w:p>
     <w:p>
@@ -34079,7 +34079,7 @@
           <w:sz w:val="18"/>
           <w:szCs w:val="18"/>
         </w:rPr>
-        <w:t xml:space="preserve">Enter Barada's operating income for 2026.</w:t>
+        <w:t xml:space="preserve">Enter the loss from discontinued operations, net of tax (as a positive</w:t>
       </w:r>
     </w:p>
     <w:p>
@@ -34125,7 +34125,7 @@
           <w:sz w:val="18"/>
           <w:szCs w:val="18"/>
         </w:rPr>
-        <w:t xml:space="preserve">Place each item in the section of the multi-step income statement wher</w:t>
+        <w:t xml:space="preserve">Enter Barada's net income for 2026.</w:t>
       </w:r>
     </w:p>
     <w:p>
@@ -34171,7 +34171,7 @@
           <w:sz w:val="18"/>
           <w:szCs w:val="18"/>
         </w:rPr>
-        <w:t xml:space="preserve">Enter the loss from discontinued operations, net of tax (as a positive</w:t>
+        <w:t xml:space="preserve">Enter Barada's income from continuing operations.</w:t>
       </w:r>
     </w:p>
     <w:p>
@@ -34194,7 +34194,7 @@
           <w:sz w:val="18"/>
           <w:szCs w:val="18"/>
         </w:rPr>
-        <w:t xml:space="preserve">Enter Barada's income from continuing operations.</w:t>
+        <w:t xml:space="preserve">How does Barada present the fire loss? [select]</w:t>
       </w:r>
     </w:p>
     <w:p>
@@ -34240,7 +34240,7 @@
           <w:sz w:val="18"/>
           <w:szCs w:val="18"/>
         </w:rPr>
-        <w:t xml:space="preserve">Enter the loss from discontinued operations, net of tax (as a positive</w:t>
+        <w:t xml:space="preserve">Enter Barada's net income for 2026.</w:t>
       </w:r>
     </w:p>
     <w:p>
@@ -34309,7 +34309,7 @@
           <w:sz w:val="18"/>
           <w:szCs w:val="18"/>
         </w:rPr>
-        <w:t xml:space="preserve">Place each item in the section of the multi-step income statement wher</w:t>
+        <w:t xml:space="preserve">How does Barada present the fire loss? [select]</w:t>
       </w:r>
     </w:p>
     <w:p>
@@ -34355,7 +34355,7 @@
           <w:sz w:val="18"/>
           <w:szCs w:val="18"/>
         </w:rPr>
-        <w:t xml:space="preserve">Enter Barada's operating income for 2026.</w:t>
+        <w:t xml:space="preserve">Enter Barada's income from continuing operations.</w:t>
       </w:r>
     </w:p>
     <w:p>
@@ -34424,7 +34424,7 @@
           <w:sz w:val="18"/>
           <w:szCs w:val="18"/>
         </w:rPr>
-        <w:t xml:space="preserve">Enter Barada's income from continuing operations.</w:t>
+        <w:t xml:space="preserve">How does Barada present the fire loss? [select]</w:t>
       </w:r>
     </w:p>
     <w:p>
@@ -34516,7 +34516,7 @@
           <w:sz w:val="18"/>
           <w:szCs w:val="18"/>
         </w:rPr>
-        <w:t xml:space="preserve">Enter Barada's operating income for 2026.</w:t>
+        <w:t xml:space="preserve">How does Barada present the fire loss? [select]</w:t>
       </w:r>
     </w:p>
     <w:p>
@@ -34539,7 +34539,7 @@
           <w:sz w:val="18"/>
           <w:szCs w:val="18"/>
         </w:rPr>
-        <w:t xml:space="preserve">Place each item in the section of the multi-step income statement wher</w:t>
+        <w:t xml:space="preserve">Enter Barada's operating income for 2026.</w:t>
       </w:r>
     </w:p>
     <w:p>
@@ -34631,7 +34631,7 @@
           <w:sz w:val="18"/>
           <w:szCs w:val="18"/>
         </w:rPr>
-        <w:t xml:space="preserve">Place each item in the section of the multi-step income statement wher</w:t>
+        <w:t xml:space="preserve">Enter Barada's income from continuing operations.</w:t>
       </w:r>
     </w:p>
     <w:p>
@@ -34654,7 +34654,7 @@
           <w:sz w:val="18"/>
           <w:szCs w:val="18"/>
         </w:rPr>
-        <w:t xml:space="preserve">Enter Barada's income from continuing operations.</w:t>
+        <w:t xml:space="preserve">Enter Barada's net income for 2026.</w:t>
       </w:r>
     </w:p>
     <w:tbl>
